--- a/angular-react/best-practices/angular-react.docx
+++ b/angular-react/best-practices/angular-react.docx
@@ -135,7 +135,7 @@
           <w:noProof/>
         </w:rPr>
         <w:drawing>
-          <wp:inline distT="0" distB="0" distL="0" distR="0" wp14:anchorId="1EE6B799" wp14:editId="396BAE4D">
+          <wp:inline distT="0" distB="0" distL="0" distR="0" wp14:anchorId="1EE6B799" wp14:editId="4F1E3A60">
             <wp:extent cx="3133725" cy="1958912"/>
             <wp:effectExtent l="0" t="0" r="0" b="3810"/>
             <wp:docPr id="2029690860" name="Picture 1"/>
@@ -484,15 +484,7 @@
         <w:t>Don’t block the flow</w:t>
       </w:r>
       <w:r>
-        <w:t xml:space="preserve"> - Keep the main action button (e.g., submit or continue) </w:t>
-      </w:r>
-      <w:proofErr w:type="gramStart"/>
-      <w:r>
-        <w:t>enabled to allow</w:t>
-      </w:r>
-      <w:proofErr w:type="gramEnd"/>
-      <w:r>
-        <w:t xml:space="preserve"> users to proceed. If there are issues, display clear error messages after submission.</w:t>
+        <w:t xml:space="preserve"> - Keep the main action button (e.g., submit or continue) enabled to allow users to proceed. If there are issues, display clear error messages after submission.</w:t>
       </w:r>
     </w:p>
     <w:p>
@@ -613,15 +605,7 @@
     </w:p>
     <w:p>
       <w:r>
-        <w:t xml:space="preserve">The next wave of front-end innovation </w:t>
-      </w:r>
-      <w:proofErr w:type="gramStart"/>
-      <w:r>
-        <w:t>lies:</w:t>
-      </w:r>
-      <w:proofErr w:type="gramEnd"/>
-      <w:r>
-        <w:t xml:space="preserve"> beyond “responsive design” or “single-page apps” — into interfaces that understand context and adapt themselves.</w:t>
+        <w:t>The next wave of front-end innovation lies: beyond “responsive design” or “single-page apps” — into interfaces that understand context and adapt themselves.</w:t>
       </w:r>
     </w:p>
     <w:p>
@@ -847,8 +831,9 @@
         <w:rPr>
           <w:noProof/>
         </w:rPr>
+        <w:lastRenderedPageBreak/>
         <w:drawing>
-          <wp:inline distT="0" distB="0" distL="0" distR="0" wp14:anchorId="4017E342" wp14:editId="6F762D2C">
+          <wp:inline distT="0" distB="0" distL="0" distR="0" wp14:anchorId="4017E342" wp14:editId="3BB94F26">
             <wp:extent cx="2631152" cy="5685183"/>
             <wp:effectExtent l="0" t="0" r="0" b="0"/>
             <wp:docPr id="490000119" name="Picture 3" descr="A screenshot of a phone&#10;&#10;AI-generated content may be incorrect."/>
@@ -902,6 +887,7 @@
         <w:rPr>
           <w:noProof/>
         </w:rPr>
+        <w:lastRenderedPageBreak/>
         <w:drawing>
           <wp:inline distT="0" distB="0" distL="0" distR="0" wp14:anchorId="23AFD4CA" wp14:editId="2B832120">
             <wp:extent cx="2888747" cy="6241774"/>
@@ -1031,6 +1017,7 @@
           <w:b/>
           <w:bCs/>
         </w:rPr>
+        <w:lastRenderedPageBreak/>
         <w:t>Considerations / When Not to Use</w:t>
       </w:r>
     </w:p>
@@ -1073,21 +1060,12 @@
       <w:r>
         <w:t xml:space="preserve">If the user needs </w:t>
       </w:r>
-      <w:proofErr w:type="gramStart"/>
       <w:r>
         <w:rPr>
           <w:b/>
           <w:bCs/>
         </w:rPr>
-        <w:t>full screen</w:t>
-      </w:r>
-      <w:proofErr w:type="gramEnd"/>
-      <w:r>
-        <w:rPr>
-          <w:b/>
-          <w:bCs/>
-        </w:rPr>
-        <w:t xml:space="preserve"> real estate</w:t>
+        <w:t>full screen real estate</w:t>
       </w:r>
       <w:r>
         <w:t xml:space="preserve"> (e.g., large charts, many fields) then full-page might be better.</w:t>
@@ -1134,6 +1112,7 @@
         <w:rPr>
           <w:noProof/>
         </w:rPr>
+        <w:lastRenderedPageBreak/>
         <w:drawing>
           <wp:inline distT="0" distB="0" distL="0" distR="0" wp14:anchorId="609A9700" wp14:editId="259FB4B1">
             <wp:extent cx="5943600" cy="6203950"/>
@@ -1189,6 +1168,7 @@
         <w:rPr>
           <w:noProof/>
         </w:rPr>
+        <w:lastRenderedPageBreak/>
         <w:drawing>
           <wp:inline distT="0" distB="0" distL="0" distR="0" wp14:anchorId="7AE3AE08" wp14:editId="0B9870E8">
             <wp:extent cx="5943600" cy="6203950"/>
@@ -1239,7 +1219,11 @@
         </w:drawing>
       </w:r>
     </w:p>
-    <w:p/>
+    <w:p>
+      <w:r>
+        <w:t>Best practices - The &lt;output&gt; element is intended to represent the result of a calculation or user action. Importantly, when the content (value) of an &lt;output&gt; changes, many screen readers automatically announce the update—without needing extra ARIA tweaks or manual announcements. Using &lt;output&gt; avoids moving focus, avoids interrupting the user’s flow, and reduces the need for extra JavaScript or ARIA workarounds. When you have UI that dynamically updates (e.g. calculators, live results, value changes), consider wrapping the result in an &lt;output&gt; element instead of a generic &lt;div&gt; or &lt;span&gt;. This small change can dramatically improve accessibility for screen reader users, with fewer hacks or extra scripting.</w:t>
+      </w:r>
+    </w:p>
     <w:sectPr>
       <w:pgSz w:w="12240" w:h="15840"/>
       <w:pgMar w:top="1440" w:right="1440" w:bottom="1440" w:left="1440" w:header="720" w:footer="720" w:gutter="0"/>
@@ -2771,7 +2755,6 @@
   <w:style w:type="character" w:default="1" w:styleId="DefaultParagraphFont">
     <w:name w:val="Default Paragraph Font"/>
     <w:uiPriority w:val="1"/>
-    <w:semiHidden/>
     <w:unhideWhenUsed/>
   </w:style>
   <w:style w:type="table" w:default="1" w:styleId="TableNormal">
